--- a/Kiem Thu Dong Dieu Khien/Báo cáo kiểm thử dòng điều khiển phủ C2.docx
+++ b/Kiem Thu Dong Dieu Khien/Báo cáo kiểm thử dòng điều khiển phủ C2.docx
@@ -91,6 +91,26 @@
       <w:r>
         <w:t xml:space="preserve">Link github mã nguồn và test case: </w:t>
       </w:r>
+      <w:hyperlink r:id="rId5" w:history="1">
+        <w:r>
+          <w:rPr>
+            <w:rStyle w:val="Hyperlink"/>
+          </w:rPr>
+          <w:t>https://github.</w:t>
+        </w:r>
+        <w:r>
+          <w:rPr>
+            <w:rStyle w:val="Hyperlink"/>
+          </w:rPr>
+          <w:t>c</w:t>
+        </w:r>
+        <w:r>
+          <w:rPr>
+            <w:rStyle w:val="Hyperlink"/>
+          </w:rPr>
+          <w:t>om/notvux00/test-and-qa/tree/main/Kiem%20Thu%20Dong%20Dieu%20Khien</w:t>
+        </w:r>
+      </w:hyperlink>
     </w:p>
     <w:p>
       <w:pPr>
@@ -408,6 +428,7 @@
           <w:b/>
           <w:bCs/>
         </w:rPr>
+        <w:lastRenderedPageBreak/>
         <w:t>2. Source code</w:t>
       </w:r>
     </w:p>
@@ -424,7 +445,6 @@
           <w:bCs/>
           <w:noProof/>
         </w:rPr>
-        <w:lastRenderedPageBreak/>
         <w:drawing>
           <wp:inline distT="0" distB="0" distL="0" distR="0" wp14:anchorId="5CE84CEC" wp14:editId="17EF499C">
             <wp:extent cx="5207948" cy="3398520"/>
@@ -441,7 +461,7 @@
                     <pic:cNvPicPr/>
                   </pic:nvPicPr>
                   <pic:blipFill>
-                    <a:blip r:embed="rId5"/>
+                    <a:blip r:embed="rId6"/>
                     <a:stretch>
                       <a:fillRect/>
                     </a:stretch>
@@ -483,7 +503,7 @@
                     <pic:cNvPicPr/>
                   </pic:nvPicPr>
                   <pic:blipFill>
-                    <a:blip r:embed="rId6"/>
+                    <a:blip r:embed="rId7"/>
                     <a:stretch>
                       <a:fillRect/>
                     </a:stretch>
@@ -534,7 +554,7 @@
                     <pic:cNvPicPr/>
                   </pic:nvPicPr>
                   <pic:blipFill>
-                    <a:blip r:embed="rId7"/>
+                    <a:blip r:embed="rId8"/>
                     <a:stretch>
                       <a:fillRect/>
                     </a:stretch>
@@ -621,7 +641,7 @@
                     </pic:cNvPicPr>
                   </pic:nvPicPr>
                   <pic:blipFill>
-                    <a:blip r:embed="rId8">
+                    <a:blip r:embed="rId9">
                       <a:extLst>
                         <a:ext uri="{28A0092B-C50C-407E-A947-70E740481C1C}">
                           <a14:useLocalDpi xmlns:a14="http://schemas.microsoft.com/office/drawing/2010/main" val="0"/>
@@ -1064,13 +1084,7 @@
     </w:p>
     <w:p>
       <w:r>
-        <w:t>c</w:t>
-      </w:r>
-      <w:r>
-        <w:t xml:space="preserve">) </w:t>
-      </w:r>
-      <w:r>
-        <w:t>Kết quả kiểm thử</w:t>
+        <w:t>c) Kết quả kiểm thử</w:t>
       </w:r>
     </w:p>
     <w:tbl>
@@ -1466,6 +1480,9 @@
     </w:tbl>
     <w:p>
       <w:r>
+        <w:rPr>
+          <w:noProof/>
+        </w:rPr>
         <w:drawing>
           <wp:inline distT="0" distB="0" distL="0" distR="0" wp14:anchorId="5FBC3792" wp14:editId="7785A809">
             <wp:extent cx="5943600" cy="2615565"/>
@@ -1482,7 +1499,7 @@
                     <pic:cNvPicPr/>
                   </pic:nvPicPr>
                   <pic:blipFill>
-                    <a:blip r:embed="rId9"/>
+                    <a:blip r:embed="rId10"/>
                     <a:stretch>
                       <a:fillRect/>
                     </a:stretch>
@@ -1505,43 +1522,13 @@
     </w:p>
     <w:p>
       <w:r>
-        <w:t>d</w:t>
-      </w:r>
-      <w:r>
-        <w:t xml:space="preserve">) Kết </w:t>
-      </w:r>
-      <w:r>
-        <w:t xml:space="preserve">luận: </w:t>
+        <w:t xml:space="preserve">d) Kết luận: </w:t>
       </w:r>
       <w:r>
         <w:rPr>
           <w:noProof/>
         </w:rPr>
-        <w:t>Kết quả kiểm thử đạt phủ C2 100% (</w:t>
-      </w:r>
-      <w:r>
-        <w:rPr>
-          <w:noProof/>
-        </w:rPr>
-        <w:t>26</w:t>
-      </w:r>
-      <w:r>
-        <w:rPr>
-          <w:noProof/>
-        </w:rPr>
-        <w:t>/</w:t>
-      </w:r>
-      <w:r>
-        <w:rPr>
-          <w:noProof/>
-        </w:rPr>
-        <w:t>26</w:t>
-      </w:r>
-      <w:r>
-        <w:rPr>
-          <w:noProof/>
-        </w:rPr>
-        <w:t>)</w:t>
+        <w:t>Kết quả kiểm thử đạt phủ C2 100% (26/26)</w:t>
       </w:r>
     </w:p>
     <w:sectPr>
@@ -2279,6 +2266,7 @@
   <w:style w:type="character" w:default="1" w:styleId="DefaultParagraphFont">
     <w:name w:val="Default Paragraph Font"/>
     <w:uiPriority w:val="1"/>
+    <w:semiHidden/>
     <w:unhideWhenUsed/>
   </w:style>
   <w:style w:type="table" w:default="1" w:styleId="TableNormal">
@@ -2621,6 +2609,30 @@
         <w:insideV w:val="single" w:sz="4" w:space="0" w:color="auto"/>
       </w:tblBorders>
     </w:tblPr>
+  </w:style>
+  <w:style w:type="character" w:styleId="UnresolvedMention">
+    <w:name w:val="Unresolved Mention"/>
+    <w:basedOn w:val="DefaultParagraphFont"/>
+    <w:uiPriority w:val="99"/>
+    <w:semiHidden/>
+    <w:unhideWhenUsed/>
+    <w:rsid w:val="0004601C"/>
+    <w:rPr>
+      <w:color w:val="605E5C"/>
+      <w:shd w:val="clear" w:color="auto" w:fill="E1DFDD"/>
+    </w:rPr>
+  </w:style>
+  <w:style w:type="character" w:styleId="FollowedHyperlink">
+    <w:name w:val="FollowedHyperlink"/>
+    <w:basedOn w:val="DefaultParagraphFont"/>
+    <w:uiPriority w:val="99"/>
+    <w:semiHidden/>
+    <w:unhideWhenUsed/>
+    <w:rsid w:val="0004601C"/>
+    <w:rPr>
+      <w:color w:val="96607D" w:themeColor="followedHyperlink"/>
+      <w:u w:val="single"/>
+    </w:rPr>
   </w:style>
 </w:styles>
 </file>
